--- a/WORLDWIDE.docx
+++ b/WORLDWIDE.docx
@@ -2198,7 +2198,7 @@
           <w:bCs/>
           <w:sz w:val="12"/>
           <w:szCs w:val="12"/>
-          <w:shd w:fill="FF0000" w:val="clear"/>
+          <w:shd w:fill="BBE33D" w:val="clear"/>
         </w:rPr>
         <w:t>UN_Tourism_inbound_arrivals_by_region_12_2025</w:t>
       </w:r>
@@ -2409,7 +2409,17 @@
           <w:sz w:val="12"/>
           <w:szCs w:val="12"/>
         </w:rPr>
-        <w:t>name: UN_Tourism_inbound_arrivals_by_purpose_12_2025</w:t>
+        <w:t xml:space="preserve">name: </w:t>
+      </w:r>
+      <w:r>
+        <w:rPr>
+          <w:b/>
+          <w:bCs/>
+          <w:sz w:val="12"/>
+          <w:szCs w:val="12"/>
+          <w:shd w:fill="BBE33D" w:val="clear"/>
+        </w:rPr>
+        <w:t>UN_Tourism_inbound_arrivals_by_purpose_12_2025</w:t>
       </w:r>
     </w:p>
     <w:p>
@@ -2543,7 +2553,17 @@
           <w:sz w:val="12"/>
           <w:szCs w:val="12"/>
         </w:rPr>
-        <w:t>name: UN_Tourism_inbound_arrivals_by_transport_12_2025</w:t>
+        <w:t xml:space="preserve">name: </w:t>
+      </w:r>
+      <w:r>
+        <w:rPr>
+          <w:b/>
+          <w:bCs/>
+          <w:sz w:val="12"/>
+          <w:szCs w:val="12"/>
+          <w:shd w:fill="BBE33D" w:val="clear"/>
+        </w:rPr>
+        <w:t>UN_Tourism_inbound_arrivals_by_transport_12_2025</w:t>
       </w:r>
     </w:p>
     <w:p>
@@ -2717,7 +2737,25 @@
           <w:sz w:val="12"/>
           <w:szCs w:val="12"/>
         </w:rPr>
-        <w:t>name: UN_Tourism_inbound_accommodation_12_2025</w:t>
+        <w:t xml:space="preserve">name: </w:t>
+      </w:r>
+      <w:r>
+        <w:rPr>
+          <w:b/>
+          <w:bCs/>
+          <w:sz w:val="12"/>
+          <w:szCs w:val="12"/>
+          <w:shd w:fill="BBE33D" w:val="clear"/>
+        </w:rPr>
+        <w:t>UN_Tourism_inbound_accommodation_12_2025</w:t>
+      </w:r>
+      <w:r>
+        <w:rPr>
+          <w:b/>
+          <w:bCs/>
+          <w:sz w:val="12"/>
+          <w:szCs w:val="12"/>
+        </w:rPr>
         <w:br/>
         <w:t>source: UN_tourism</w:t>
         <w:br/>
@@ -2828,7 +2866,25 @@
           <w:sz w:val="12"/>
           <w:szCs w:val="12"/>
         </w:rPr>
-        <w:t>name: UN_Tourism_inbound_expenditure_12_2025</w:t>
+        <w:t xml:space="preserve">name: </w:t>
+      </w:r>
+      <w:r>
+        <w:rPr>
+          <w:b/>
+          <w:bCs/>
+          <w:sz w:val="12"/>
+          <w:szCs w:val="12"/>
+          <w:shd w:fill="BBE33D" w:val="clear"/>
+        </w:rPr>
+        <w:t>UN_Tourism_inbound_expenditure_12_2025</w:t>
+      </w:r>
+      <w:r>
+        <w:rPr>
+          <w:b/>
+          <w:bCs/>
+          <w:sz w:val="12"/>
+          <w:szCs w:val="12"/>
+        </w:rPr>
         <w:br/>
         <w:t>source: UN_tourism</w:t>
         <w:br/>
@@ -2957,7 +3013,25 @@
           <w:sz w:val="12"/>
           <w:szCs w:val="12"/>
         </w:rPr>
-        <w:t>name: UN_Tourism_accommodation_hotels_12_2025</w:t>
+        <w:t xml:space="preserve">name: </w:t>
+      </w:r>
+      <w:r>
+        <w:rPr>
+          <w:b/>
+          <w:bCs/>
+          <w:sz w:val="12"/>
+          <w:szCs w:val="12"/>
+          <w:shd w:fill="BBE33D" w:val="clear"/>
+        </w:rPr>
+        <w:t>UN_Tourism_accommodation_hotels_12_2025</w:t>
+      </w:r>
+      <w:r>
+        <w:rPr>
+          <w:b/>
+          <w:bCs/>
+          <w:sz w:val="12"/>
+          <w:szCs w:val="12"/>
+        </w:rPr>
         <w:br/>
         <w:t>source: UN_tourism</w:t>
         <w:br/>
@@ -3106,7 +3180,25 @@
           <w:sz w:val="12"/>
           <w:szCs w:val="12"/>
         </w:rPr>
-        <w:t>name: UN_Tourism_domestic_trips_12_2025</w:t>
+        <w:t xml:space="preserve">name: </w:t>
+      </w:r>
+      <w:r>
+        <w:rPr>
+          <w:b/>
+          <w:bCs/>
+          <w:sz w:val="12"/>
+          <w:szCs w:val="12"/>
+          <w:shd w:fill="BBE33D" w:val="clear"/>
+        </w:rPr>
+        <w:t>UN_Tourism_domestic_trips_12_2025</w:t>
+      </w:r>
+      <w:r>
+        <w:rPr>
+          <w:b/>
+          <w:bCs/>
+          <w:sz w:val="12"/>
+          <w:szCs w:val="12"/>
+        </w:rPr>
         <w:br/>
         <w:t>source: UN_tourism</w:t>
         <w:br/>
@@ -3255,7 +3347,25 @@
           <w:sz w:val="12"/>
           <w:szCs w:val="12"/>
         </w:rPr>
-        <w:t>name: UN_Tourism_domestic_accommodation_12_2025</w:t>
+        <w:t xml:space="preserve">name: </w:t>
+      </w:r>
+      <w:r>
+        <w:rPr>
+          <w:b/>
+          <w:bCs/>
+          <w:sz w:val="12"/>
+          <w:szCs w:val="12"/>
+          <w:shd w:fill="BBE33D" w:val="clear"/>
+        </w:rPr>
+        <w:t>UN_Tourism_domestic_accommodation_12_2025</w:t>
+      </w:r>
+      <w:r>
+        <w:rPr>
+          <w:b/>
+          <w:bCs/>
+          <w:sz w:val="12"/>
+          <w:szCs w:val="12"/>
+        </w:rPr>
         <w:br/>
         <w:t>source: UN_tourism</w:t>
         <w:br/>
@@ -4272,10 +4382,10 @@
         <mc:AlternateContent>
           <mc:Choice Requires="wps">
             <w:drawing>
-              <wp:anchor behindDoc="0" distT="19050" distB="88900" distL="38100" distR="10795" simplePos="0" locked="0" layoutInCell="1" allowOverlap="1" relativeHeight="8" wp14:anchorId="633862A7">
+              <wp:anchor behindDoc="0" distT="19050" distB="42545" distL="635" distR="2540" simplePos="0" locked="0" layoutInCell="1" allowOverlap="1" relativeHeight="8" wp14:anchorId="633862A7">
                 <wp:simplePos x="0" y="0"/>
                 <wp:positionH relativeFrom="column">
-                  <wp:posOffset>1222375</wp:posOffset>
+                  <wp:posOffset>1221740</wp:posOffset>
                 </wp:positionH>
                 <wp:positionV relativeFrom="paragraph">
                   <wp:posOffset>542290</wp:posOffset>
@@ -4329,7 +4439,7 @@
                 <v:stroke joinstyle="miter"/>
                 <v:path gradientshapeok="t" o:connecttype="rect" textboxrect="0,0,21600,21600"/>
               </v:shapetype>
-              <v:shape id="shape_0" stroked="t" o:allowincell="f" style="position:absolute;margin-left:96.25pt;margin-top:42.7pt;width:119.15pt;height:15.45pt;flip:x;mso-wrap-style:none;v-text-anchor:middle" wp14:anchorId="633862A7" type="_x0000_t32" path="m0,0l-2147483648,-2147483647e">
+              <v:shape id="shape_0" stroked="t" o:allowincell="f" style="position:absolute;margin-left:96.2pt;margin-top:42.7pt;width:119.15pt;height:15.45pt;flip:x;mso-wrap-style:none;v-text-anchor:middle" wp14:anchorId="633862A7" type="_x0000_t32" path="m0,0l-2147483648,-2147483647e">
                 <v:fill o:detectmouseclick="t" on="false"/>
                 <v:stroke color="#ffe701" weight="38160" endarrow="block" endarrowwidth="medium" endarrowlength="medium" joinstyle="miter" endcap="flat"/>
                 <w10:wrap type="none"/>
@@ -4441,7 +4551,26 @@
           <w:szCs w:val="12"/>
           <w:highlight w:val="yellow"/>
         </w:rPr>
-        <w:t>name: household_size_and_composition_2022</w:t>
+        <w:t xml:space="preserve">name: </w:t>
+      </w:r>
+      <w:r>
+        <w:rPr>
+          <w:b/>
+          <w:bCs/>
+          <w:sz w:val="12"/>
+          <w:szCs w:val="12"/>
+          <w:shd w:fill="BBE33D" w:val="clear"/>
+        </w:rPr>
+        <w:t>household_size_and_composition_2022</w:t>
+      </w:r>
+      <w:r>
+        <w:rPr>
+          <w:b/>
+          <w:bCs/>
+          <w:sz w:val="12"/>
+          <w:szCs w:val="12"/>
+          <w:highlight w:val="yellow"/>
+        </w:rPr>
         <w:br/>
         <w:t>indicator: average_household_size_number_of_members</w:t>
         <w:br/>
@@ -4496,10 +4625,10 @@
         <mc:AlternateContent>
           <mc:Choice Requires="wps">
             <w:drawing>
-              <wp:anchor behindDoc="0" distT="19050" distB="88900" distL="38100" distR="10795" simplePos="0" locked="0" layoutInCell="1" allowOverlap="1" relativeHeight="7" wp14:anchorId="6CF38316">
+              <wp:anchor behindDoc="0" distT="19050" distB="42545" distL="635" distR="2540" simplePos="0" locked="0" layoutInCell="1" allowOverlap="1" relativeHeight="7" wp14:anchorId="6CF38316">
                 <wp:simplePos x="0" y="0"/>
                 <wp:positionH relativeFrom="column">
-                  <wp:posOffset>1249045</wp:posOffset>
+                  <wp:posOffset>1248410</wp:posOffset>
                 </wp:positionH>
                 <wp:positionV relativeFrom="paragraph">
                   <wp:posOffset>1214755</wp:posOffset>
@@ -4549,7 +4678,7 @@
           </mc:Choice>
           <mc:Fallback>
             <w:pict>
-              <v:shape id="shape_0" stroked="t" o:allowincell="f" style="position:absolute;margin-left:98.35pt;margin-top:95.65pt;width:119.15pt;height:15.45pt;flip:x;mso-wrap-style:none;v-text-anchor:middle" wp14:anchorId="6CF38316" type="_x0000_t32" path="m0,0l-2147483648,-2147483647e">
+              <v:shape id="shape_0" stroked="t" o:allowincell="f" style="position:absolute;margin-left:98.3pt;margin-top:95.65pt;width:119.15pt;height:15.45pt;flip:x;mso-wrap-style:none;v-text-anchor:middle" wp14:anchorId="6CF38316" type="_x0000_t32" path="m0,0l-2147483648,-2147483647e">
                 <v:fill o:detectmouseclick="t" on="false"/>
                 <v:stroke color="#ffe701" weight="38160" endarrow="block" endarrowwidth="medium" endarrowlength="medium" joinstyle="miter" endcap="flat"/>
                 <w10:wrap type="none"/>
@@ -4736,7 +4865,26 @@
           <w:szCs w:val="12"/>
           <w:highlight w:val="yellow"/>
         </w:rPr>
-        <w:t>name: TPopulation1Jan</w:t>
+        <w:t xml:space="preserve">name: </w:t>
+      </w:r>
+      <w:r>
+        <w:rPr>
+          <w:b/>
+          <w:bCs/>
+          <w:sz w:val="12"/>
+          <w:szCs w:val="12"/>
+          <w:shd w:fill="BBE33D" w:val="clear"/>
+        </w:rPr>
+        <w:t>TPopulation1Jan</w:t>
+      </w:r>
+      <w:r>
+        <w:rPr>
+          <w:b/>
+          <w:bCs/>
+          <w:sz w:val="12"/>
+          <w:szCs w:val="12"/>
+          <w:highlight w:val="yellow"/>
+        </w:rPr>
         <w:br/>
         <w:t>source: united_nations</w:t>
         <w:br/>
@@ -4806,7 +4954,26 @@
           <w:szCs w:val="12"/>
           <w:highlight w:val="yellow"/>
         </w:rPr>
-        <w:t>name: NatChange</w:t>
+        <w:t xml:space="preserve">name: </w:t>
+      </w:r>
+      <w:r>
+        <w:rPr>
+          <w:b/>
+          <w:bCs/>
+          <w:sz w:val="12"/>
+          <w:szCs w:val="12"/>
+          <w:shd w:fill="BBE33D" w:val="clear"/>
+        </w:rPr>
+        <w:t>NatChange</w:t>
+      </w:r>
+      <w:r>
+        <w:rPr>
+          <w:b/>
+          <w:bCs/>
+          <w:sz w:val="12"/>
+          <w:szCs w:val="12"/>
+          <w:highlight w:val="yellow"/>
+        </w:rPr>
         <w:br/>
         <w:t>source: united_nations</w:t>
         <w:br/>
@@ -4882,7 +5049,26 @@
           <w:szCs w:val="12"/>
           <w:highlight w:val="yellow"/>
         </w:rPr>
-        <w:t>name: NetMigrations</w:t>
+        <w:t xml:space="preserve">name: </w:t>
+      </w:r>
+      <w:r>
+        <w:rPr>
+          <w:b/>
+          <w:bCs/>
+          <w:sz w:val="12"/>
+          <w:szCs w:val="12"/>
+          <w:shd w:fill="BBE33D" w:val="clear"/>
+        </w:rPr>
+        <w:t>NetMigrations</w:t>
+      </w:r>
+      <w:r>
+        <w:rPr>
+          <w:b/>
+          <w:bCs/>
+          <w:sz w:val="12"/>
+          <w:szCs w:val="12"/>
+          <w:highlight w:val="yellow"/>
+        </w:rPr>
         <w:br/>
         <w:t>source: united_nations</w:t>
         <w:br/>
@@ -4958,7 +5144,26 @@
           <w:szCs w:val="12"/>
           <w:highlight w:val="yellow"/>
         </w:rPr>
-        <w:t>name: TPopulationMale1July</w:t>
+        <w:t xml:space="preserve">name: </w:t>
+      </w:r>
+      <w:r>
+        <w:rPr>
+          <w:b/>
+          <w:bCs/>
+          <w:sz w:val="12"/>
+          <w:szCs w:val="12"/>
+          <w:shd w:fill="BBE33D" w:val="clear"/>
+        </w:rPr>
+        <w:t>TPopulationMale1July</w:t>
+      </w:r>
+      <w:r>
+        <w:rPr>
+          <w:b/>
+          <w:bCs/>
+          <w:sz w:val="12"/>
+          <w:szCs w:val="12"/>
+          <w:highlight w:val="yellow"/>
+        </w:rPr>
         <w:br/>
         <w:t>source: united_nations</w:t>
         <w:br/>
@@ -5034,7 +5239,26 @@
           <w:szCs w:val="12"/>
           <w:highlight w:val="yellow"/>
         </w:rPr>
-        <w:t>name: TPopulationFemale1July</w:t>
+        <w:t xml:space="preserve">name: </w:t>
+      </w:r>
+      <w:r>
+        <w:rPr>
+          <w:b/>
+          <w:bCs/>
+          <w:sz w:val="12"/>
+          <w:szCs w:val="12"/>
+          <w:shd w:fill="BBE33D" w:val="clear"/>
+        </w:rPr>
+        <w:t>TPopulationFemale1July</w:t>
+      </w:r>
+      <w:r>
+        <w:rPr>
+          <w:b/>
+          <w:bCs/>
+          <w:sz w:val="12"/>
+          <w:szCs w:val="12"/>
+          <w:highlight w:val="yellow"/>
+        </w:rPr>
         <w:br/>
         <w:t>source: united_nations</w:t>
         <w:br/>
@@ -5280,7 +5504,26 @@
           <w:szCs w:val="12"/>
           <w:highlight w:val="yellow"/>
         </w:rPr>
-        <w:t>name: population_by_Five_year_Age_Groups_Both_Sexes</w:t>
+        <w:t xml:space="preserve">name: </w:t>
+      </w:r>
+      <w:r>
+        <w:rPr>
+          <w:b/>
+          <w:bCs/>
+          <w:sz w:val="12"/>
+          <w:szCs w:val="12"/>
+          <w:shd w:fill="BBE33D" w:val="clear"/>
+        </w:rPr>
+        <w:t>population_by_Five_year_Age_Groups_Both_Sexes</w:t>
+      </w:r>
+      <w:r>
+        <w:rPr>
+          <w:b/>
+          <w:bCs/>
+          <w:sz w:val="12"/>
+          <w:szCs w:val="12"/>
+          <w:highlight w:val="yellow"/>
+        </w:rPr>
         <w:br/>
         <w:t>source: united_nations</w:t>
         <w:br/>
@@ -9749,6 +9992,7 @@
     <w:rsid w:val="0033484d"/>
     <w:pPr>
       <w:widowControl/>
+      <w:suppressAutoHyphens w:val="true"/>
       <w:bidi w:val="0"/>
       <w:spacing w:lineRule="auto" w:line="278" w:before="0" w:after="160"/>
       <w:jc w:val="start"/>
@@ -10262,6 +10506,32 @@
       <w:rFonts w:cs="Lucida Sans"/>
     </w:rPr>
   </w:style>
+  <w:style w:type="paragraph" w:styleId="Ttulouser">
+    <w:name w:val="Título (user)"/>
+    <w:basedOn w:val="Normal"/>
+    <w:next w:val="BodyText"/>
+    <w:qFormat/>
+    <w:pPr>
+      <w:keepNext w:val="true"/>
+      <w:spacing w:before="240" w:after="120"/>
+    </w:pPr>
+    <w:rPr>
+      <w:rFonts w:ascii="Liberation Sans" w:hAnsi="Liberation Sans" w:eastAsia="Microsoft YaHei" w:cs="Lucida Sans"/>
+      <w:sz w:val="28"/>
+      <w:szCs w:val="28"/>
+    </w:rPr>
+  </w:style>
+  <w:style w:type="paragraph" w:styleId="ndiceuser">
+    <w:name w:val="Índice (user)"/>
+    <w:basedOn w:val="Normal"/>
+    <w:qFormat/>
+    <w:pPr>
+      <w:suppressLineNumbers/>
+    </w:pPr>
+    <w:rPr>
+      <w:rFonts w:cs="Lucida Sans"/>
+    </w:rPr>
+  </w:style>
   <w:style w:type="paragraph" w:styleId="Title">
     <w:name w:val="Title"/>
     <w:basedOn w:val="Normal"/>
@@ -10370,8 +10640,8 @@
       <w14:ligatures w14:val="none"/>
     </w:rPr>
   </w:style>
-  <w:style w:type="numbering" w:styleId="Ningunalista" w:default="1">
-    <w:name w:val="Ninguna lista"/>
+  <w:style w:type="numbering" w:styleId="Ningunalistauser" w:default="1">
+    <w:name w:val="Ninguna lista (user)"/>
     <w:uiPriority w:val="99"/>
     <w:semiHidden/>
     <w:unhideWhenUsed/>

--- a/WORLDWIDE.docx
+++ b/WORLDWIDE.docx
@@ -4385,7 +4385,7 @@
               <wp:anchor behindDoc="0" distT="19050" distB="42545" distL="635" distR="2540" simplePos="0" locked="0" layoutInCell="1" allowOverlap="1" relativeHeight="8" wp14:anchorId="633862A7">
                 <wp:simplePos x="0" y="0"/>
                 <wp:positionH relativeFrom="column">
-                  <wp:posOffset>1221740</wp:posOffset>
+                  <wp:posOffset>1221105</wp:posOffset>
                 </wp:positionH>
                 <wp:positionV relativeFrom="paragraph">
                   <wp:posOffset>542290</wp:posOffset>
@@ -4439,7 +4439,7 @@
                 <v:stroke joinstyle="miter"/>
                 <v:path gradientshapeok="t" o:connecttype="rect" textboxrect="0,0,21600,21600"/>
               </v:shapetype>
-              <v:shape id="shape_0" stroked="t" o:allowincell="f" style="position:absolute;margin-left:96.2pt;margin-top:42.7pt;width:119.15pt;height:15.45pt;flip:x;mso-wrap-style:none;v-text-anchor:middle" wp14:anchorId="633862A7" type="_x0000_t32" path="m0,0l-2147483648,-2147483647e">
+              <v:shape id="shape_0" stroked="t" o:allowincell="f" style="position:absolute;margin-left:96.15pt;margin-top:42.7pt;width:119.15pt;height:15.45pt;flip:x;mso-wrap-style:none;v-text-anchor:middle" wp14:anchorId="633862A7" type="_x0000_t32" path="m0,0l-2147483648,-2147483647e">
                 <v:fill o:detectmouseclick="t" on="false"/>
                 <v:stroke color="#ffe701" weight="38160" endarrow="block" endarrowwidth="medium" endarrowlength="medium" joinstyle="miter" endcap="flat"/>
                 <w10:wrap type="none"/>
@@ -4628,7 +4628,7 @@
               <wp:anchor behindDoc="0" distT="19050" distB="42545" distL="635" distR="2540" simplePos="0" locked="0" layoutInCell="1" allowOverlap="1" relativeHeight="7" wp14:anchorId="6CF38316">
                 <wp:simplePos x="0" y="0"/>
                 <wp:positionH relativeFrom="column">
-                  <wp:posOffset>1248410</wp:posOffset>
+                  <wp:posOffset>1247775</wp:posOffset>
                 </wp:positionH>
                 <wp:positionV relativeFrom="paragraph">
                   <wp:posOffset>1214755</wp:posOffset>
@@ -4678,7 +4678,7 @@
           </mc:Choice>
           <mc:Fallback>
             <w:pict>
-              <v:shape id="shape_0" stroked="t" o:allowincell="f" style="position:absolute;margin-left:98.3pt;margin-top:95.65pt;width:119.15pt;height:15.45pt;flip:x;mso-wrap-style:none;v-text-anchor:middle" wp14:anchorId="6CF38316" type="_x0000_t32" path="m0,0l-2147483648,-2147483647e">
+              <v:shape id="shape_0" stroked="t" o:allowincell="f" style="position:absolute;margin-left:98.25pt;margin-top:95.65pt;width:119.15pt;height:15.45pt;flip:x;mso-wrap-style:none;v-text-anchor:middle" wp14:anchorId="6CF38316" type="_x0000_t32" path="m0,0l-2147483648,-2147483647e">
                 <v:fill o:detectmouseclick="t" on="false"/>
                 <v:stroke color="#ffe701" weight="38160" endarrow="block" endarrowwidth="medium" endarrowlength="medium" joinstyle="miter" endcap="flat"/>
                 <w10:wrap type="none"/>
@@ -7763,18 +7763,17 @@
         <w:pStyle w:val="Normal"/>
         <w:spacing w:lineRule="auto" w:line="240" w:before="0" w:after="0"/>
         <w:rPr>
-          <w:b/>
-          <w:bCs/>
-          <w:sz w:val="12"/>
-          <w:szCs w:val="12"/>
-        </w:rPr>
-      </w:pPr>
-      <w:r>
-        <w:rPr>
-          <w:b/>
-          <w:bCs/>
-          <w:sz w:val="12"/>
-          <w:szCs w:val="12"/>
+          <w:highlight w:val="none"/>
+          <w:shd w:fill="BBE33D" w:val="clear"/>
+        </w:rPr>
+      </w:pPr>
+      <w:r>
+        <w:rPr>
+          <w:b/>
+          <w:bCs/>
+          <w:sz w:val="12"/>
+          <w:szCs w:val="12"/>
+          <w:shd w:fill="BBE33D" w:val="clear"/>
         </w:rPr>
         <w:t>name: area_by_NUTS_3_region</w:t>
       </w:r>
@@ -7907,7 +7906,17 @@
           <w:sz w:val="12"/>
           <w:szCs w:val="12"/>
         </w:rPr>
-        <w:t>name: gross_domestic_product_GDP_at_current_market_prices_by_NUTS_3_region</w:t>
+        <w:t xml:space="preserve">name: </w:t>
+      </w:r>
+      <w:r>
+        <w:rPr>
+          <w:b/>
+          <w:bCs/>
+          <w:sz w:val="12"/>
+          <w:szCs w:val="12"/>
+          <w:shd w:fill="BBE33D" w:val="clear"/>
+        </w:rPr>
+        <w:t>gross_domestic_product_GDP_at_current_market_prices_by_NUTS_3_region</w:t>
       </w:r>
     </w:p>
     <w:p>
@@ -8088,7 +8097,17 @@
           <w:sz w:val="12"/>
           <w:szCs w:val="12"/>
         </w:rPr>
-        <w:t>name: population_on_1_january_by_broad_age_group_sex_and_NUTS_3_region</w:t>
+        <w:t xml:space="preserve">name: </w:t>
+      </w:r>
+      <w:r>
+        <w:rPr>
+          <w:b/>
+          <w:bCs/>
+          <w:sz w:val="12"/>
+          <w:szCs w:val="12"/>
+          <w:shd w:fill="BBE33D" w:val="clear"/>
+        </w:rPr>
+        <w:t>population_on_1_january_by_broad_age_group_sex_and_NUTS_3_region</w:t>
       </w:r>
     </w:p>
     <w:p>
@@ -8248,7 +8267,17 @@
           <w:sz w:val="12"/>
           <w:szCs w:val="12"/>
         </w:rPr>
-        <w:t>name: population_on_1_january_by_broad_age_group_sex_and_NUTS_3_region</w:t>
+        <w:t xml:space="preserve">name: </w:t>
+      </w:r>
+      <w:r>
+        <w:rPr>
+          <w:b/>
+          <w:bCs/>
+          <w:sz w:val="12"/>
+          <w:szCs w:val="12"/>
+          <w:shd w:fill="BBE33D" w:val="clear"/>
+        </w:rPr>
+        <w:t>population_on_1_january_by_broad_age_group_sex_and_NUTS_3_region</w:t>
       </w:r>
     </w:p>
     <w:p>
@@ -8462,7 +8491,17 @@
           <w:sz w:val="12"/>
           <w:szCs w:val="12"/>
         </w:rPr>
-        <w:t>name: employment_thousand_persons_by_NUTS_3_region</w:t>
+        <w:t xml:space="preserve">name: </w:t>
+      </w:r>
+      <w:r>
+        <w:rPr>
+          <w:b/>
+          <w:bCs/>
+          <w:sz w:val="12"/>
+          <w:szCs w:val="12"/>
+          <w:shd w:fill="BBE33D" w:val="clear"/>
+        </w:rPr>
+        <w:t>employment_thousand_persons_by_NUTS_3_region</w:t>
       </w:r>
     </w:p>
     <w:p>
@@ -10640,8 +10679,8 @@
       <w14:ligatures w14:val="none"/>
     </w:rPr>
   </w:style>
-  <w:style w:type="numbering" w:styleId="Ningunalistauser" w:default="1">
-    <w:name w:val="Ninguna lista (user)"/>
+  <w:style w:type="numbering" w:styleId="Ningunalista" w:default="1">
+    <w:name w:val="Ninguna lista"/>
     <w:uiPriority w:val="99"/>
     <w:semiHidden/>
     <w:unhideWhenUsed/>
